--- a/Datenbanken.docx
+++ b/Datenbanken.docx
@@ -9190,7 +9190,7 @@
           <w:sz w:val="18"/>
           <w:szCs w:val="18"/>
         </w:rPr>
-        <w:t xml:space="preserve">    geruestnr  INTEGER NOT NULL,</w:t>
+        <w:t xml:space="preserve">    gerüstnr  INTEGER NOT NULL,</w:t>
       </w:r>
     </w:p>
     <w:p>
@@ -9250,7 +9250,7 @@
           <w:sz w:val="18"/>
           <w:szCs w:val="18"/>
         </w:rPr>
-        <w:t xml:space="preserve">    FOREIGN KEY (geruestnr) REFERENCES geruest(geruestnr),</w:t>
+        <w:t xml:space="preserve">    FOREIGN KEY (gerüstnr) REFERENCES gerüst(gerüstnr),</w:t>
       </w:r>
     </w:p>
     <w:p>
@@ -18221,7 +18221,7 @@
           <w:sz w:val="18"/>
           <w:szCs w:val="18"/>
         </w:rPr>
-        <w:t>CREATE TABLE geruest (</w:t>
+        <w:t>CREATE TABLE gerüst (</w:t>
       </w:r>
     </w:p>
     <w:p>
@@ -18236,7 +18236,7 @@
           <w:sz w:val="18"/>
           <w:szCs w:val="18"/>
         </w:rPr>
-        <w:t xml:space="preserve">    geruestnr     INTEGER PRIMARY KEY,</w:t>
+        <w:t xml:space="preserve">    gerüstnr     INTEGER PRIMARY KEY,</w:t>
       </w:r>
     </w:p>
     <w:p>
@@ -18267,7 +18267,7 @@
           <w:sz w:val="18"/>
           <w:szCs w:val="18"/>
         </w:rPr>
-        <w:t xml:space="preserve">    ruestflaeche  INTEGER CHECK (ruestflaeche &gt; 0),</w:t>
+        <w:t xml:space="preserve">    Rüstfläche  INTEGER CHECK (Rüstfläche &gt; 0),</w:t>
       </w:r>
     </w:p>
     <w:p>
@@ -18348,7 +18348,7 @@
           <w:sz w:val="18"/>
           <w:szCs w:val="18"/>
         </w:rPr>
-        <w:t xml:space="preserve">    geruestnr INTEGER NOT NULL,</w:t>
+        <w:t xml:space="preserve">    gerüstnr INTEGER NOT NULL,</w:t>
       </w:r>
     </w:p>
     <w:p>
@@ -18408,7 +18408,7 @@
           <w:sz w:val="18"/>
           <w:szCs w:val="18"/>
         </w:rPr>
-        <w:t xml:space="preserve">    FOREIGN KEY (geruestnr) REFERENCES geruest(geruestnr),</w:t>
+        <w:t xml:space="preserve">    FOREIGN KEY (gerüstnr) REFERENCES gerüst(gerüstnr),</w:t>
       </w:r>
     </w:p>
     <w:p>

--- a/Datenbanken.docx
+++ b/Datenbanken.docx
@@ -8129,6 +8129,57 @@
     </w:p>
     <w:p>
       <w:pPr>
+        <w:jc w:val="center"/>
+      </w:pPr>
+      <w:r>
+        <w:drawing>
+          <wp:inline xmlns:a="http://schemas.openxmlformats.org/drawingml/2006/main" xmlns:pic="http://schemas.openxmlformats.org/drawingml/2006/picture">
+            <wp:extent cx="5486400" cy="1513091"/>
+            <wp:docPr id="2" name="Picture 2"/>
+            <wp:cNvGraphicFramePr>
+              <a:graphicFrameLocks noChangeAspect="1"/>
+            </wp:cNvGraphicFramePr>
+            <a:graphic>
+              <a:graphicData uri="http://schemas.openxmlformats.org/drawingml/2006/picture">
+                <pic:pic>
+                  <pic:nvPicPr>
+                    <pic:cNvPr id="0" name="sql_joins.png"/>
+                    <pic:cNvPicPr/>
+                  </pic:nvPicPr>
+                  <pic:blipFill>
+                    <a:blip r:embed="rId11"/>
+                    <a:stretch>
+                      <a:fillRect/>
+                    </a:stretch>
+                  </pic:blipFill>
+                  <pic:spPr>
+                    <a:xfrm>
+                      <a:off x="0" y="0"/>
+                      <a:ext cx="5486400" cy="1513091"/>
+                    </a:xfrm>
+                    <a:prstGeom prst="rect"/>
+                  </pic:spPr>
+                </pic:pic>
+              </a:graphicData>
+            </a:graphic>
+          </wp:inline>
+        </w:drawing>
+      </w:r>
+    </w:p>
+    <w:p>
+      <w:pPr>
+        <w:jc w:val="center"/>
+      </w:pPr>
+      <w:r>
+        <w:rPr>
+          <w:i/>
+          <w:sz w:val="16"/>
+        </w:rPr>
+        <w:t>Abb.: SQL JOIN-Typen</w:t>
+      </w:r>
+    </w:p>
+    <w:p>
+      <w:pPr>
         <w:spacing w:after="120" w:line="264" w:lineRule="auto"/>
       </w:pPr>
       <w:r>
@@ -9916,6 +9967,57 @@
     </w:p>
     <w:p>
       <w:pPr>
+        <w:jc w:val="center"/>
+      </w:pPr>
+      <w:r>
+        <w:drawing>
+          <wp:inline xmlns:a="http://schemas.openxmlformats.org/drawingml/2006/main" xmlns:pic="http://schemas.openxmlformats.org/drawingml/2006/picture">
+            <wp:extent cx="5486400" cy="2977937"/>
+            <wp:docPr id="1" name="Picture 1"/>
+            <wp:cNvGraphicFramePr>
+              <a:graphicFrameLocks noChangeAspect="1"/>
+            </wp:cNvGraphicFramePr>
+            <a:graphic>
+              <a:graphicData uri="http://schemas.openxmlformats.org/drawingml/2006/picture">
+                <pic:pic>
+                  <pic:nvPicPr>
+                    <pic:cNvPr id="0" name="er_diagramm.png"/>
+                    <pic:cNvPicPr/>
+                  </pic:nvPicPr>
+                  <pic:blipFill>
+                    <a:blip r:embed="rId10"/>
+                    <a:stretch>
+                      <a:fillRect/>
+                    </a:stretch>
+                  </pic:blipFill>
+                  <pic:spPr>
+                    <a:xfrm>
+                      <a:off x="0" y="0"/>
+                      <a:ext cx="5486400" cy="2977937"/>
+                    </a:xfrm>
+                    <a:prstGeom prst="rect"/>
+                  </pic:spPr>
+                </pic:pic>
+              </a:graphicData>
+            </a:graphic>
+          </wp:inline>
+        </w:drawing>
+      </w:r>
+    </w:p>
+    <w:p>
+      <w:pPr>
+        <w:jc w:val="center"/>
+      </w:pPr>
+      <w:r>
+        <w:rPr>
+          <w:i/>
+          <w:sz w:val="16"/>
+        </w:rPr>
+        <w:t>Abb.: ER-Diagramm Hochschule</w:t>
+      </w:r>
+    </w:p>
+    <w:p>
+      <w:pPr>
         <w:spacing w:after="120" w:line="264" w:lineRule="auto"/>
       </w:pPr>
       <w:r>
@@ -16190,6 +16292,57 @@
         <w:t>12. Indexe, B-Bäume &amp; Zugriffspfade</w:t>
       </w:r>
       <w:bookmarkEnd w:id="41"/>
+    </w:p>
+    <w:p>
+      <w:pPr>
+        <w:jc w:val="center"/>
+      </w:pPr>
+      <w:r>
+        <w:drawing>
+          <wp:inline xmlns:a="http://schemas.openxmlformats.org/drawingml/2006/main" xmlns:pic="http://schemas.openxmlformats.org/drawingml/2006/picture">
+            <wp:extent cx="5486400" cy="2181672"/>
+            <wp:docPr id="3" name="Picture 3"/>
+            <wp:cNvGraphicFramePr>
+              <a:graphicFrameLocks noChangeAspect="1"/>
+            </wp:cNvGraphicFramePr>
+            <a:graphic>
+              <a:graphicData uri="http://schemas.openxmlformats.org/drawingml/2006/picture">
+                <pic:pic>
+                  <pic:nvPicPr>
+                    <pic:cNvPr id="0" name="btree.png"/>
+                    <pic:cNvPicPr/>
+                  </pic:nvPicPr>
+                  <pic:blipFill>
+                    <a:blip r:embed="rId12"/>
+                    <a:stretch>
+                      <a:fillRect/>
+                    </a:stretch>
+                  </pic:blipFill>
+                  <pic:spPr>
+                    <a:xfrm>
+                      <a:off x="0" y="0"/>
+                      <a:ext cx="5486400" cy="2181672"/>
+                    </a:xfrm>
+                    <a:prstGeom prst="rect"/>
+                  </pic:spPr>
+                </pic:pic>
+              </a:graphicData>
+            </a:graphic>
+          </wp:inline>
+        </w:drawing>
+      </w:r>
+    </w:p>
+    <w:p>
+      <w:pPr>
+        <w:jc w:val="center"/>
+      </w:pPr>
+      <w:r>
+        <w:rPr>
+          <w:i/>
+          <w:sz w:val="16"/>
+        </w:rPr>
+        <w:t>Abb.: B⁺-Baum Beispiel</w:t>
+      </w:r>
     </w:p>
     <w:p>
       <w:pPr>
